--- a/de/wisdom-stories/make-time-for-people.docx
+++ b/de/wisdom-stories/make-time-for-people.docx
@@ -157,7 +157,7 @@
         <w:rPr>
           <w:lang/>
         </w:rPr>
-        <w:t>Du weißt doch, dass ich mich oft einsam fühle. Ich muss Menschen sehen und mit jemandem reden können. Ich ziehe mich gerne an, gehe aus dem Haus und komme hierher. Ich habe die Zeit, und diese Begegnungen machen mir Freude.</w:t>
+        <w:t>Du weißt doch, dass ich mich oft einsam fühle. Ich muss Menschen sehen und mit jemandem reden können. Ich mache mich gerne zurecht, gehe aus dem Haus und komme hierher. Ich habe die Zeit, und diese Begegnungen machen mir Freude.</w:t>
       </w:r>
     </w:p>
     <w:p>
